--- a/Pdf_Cv/cv_emerson_reyes_en.docx
+++ b/Pdf_Cv/cv_emerson_reyes_en.docx
@@ -30,10 +30,10 @@
             </w:tcBorders>
             <w:shd w:fill="F8FAFC" w:val="clear"/>
             <w:tcMar>
-              <w:top w:type="dxa" w:w="300"/>
-              <w:left w:type="dxa" w:w="300"/>
-              <w:bottom w:type="dxa" w:w="300"/>
-              <w:right w:type="dxa" w:w="300"/>
+              <w:top w:type="dxa" w:w="200"/>
+              <w:left w:type="dxa" w:w="200"/>
+              <w:bottom w:type="dxa" w:w="200"/>
+              <w:right w:type="dxa" w:w="200"/>
             </w:tcMar>
           </w:tcPr>
           <w:p>
@@ -557,10 +557,10 @@
               <w:right w:val="none"/>
             </w:tcBorders>
             <w:tcMar>
-              <w:top w:type="dxa" w:w="300"/>
-              <w:left w:type="dxa" w:w="400"/>
-              <w:bottom w:type="dxa" w:w="300"/>
-              <w:right w:type="dxa" w:w="300"/>
+              <w:top w:type="dxa" w:w="200"/>
+              <w:left w:type="dxa" w:w="250"/>
+              <w:bottom w:type="dxa" w:w="200"/>
+              <w:right w:type="dxa" w:w="200"/>
             </w:tcMar>
           </w:tcPr>
           <w:p>
@@ -1202,7 +1202,7 @@
     </w:tbl>
     <w:sectPr>
       <w:pgSz w:w="11906" w:h="16838" w:orient="portrait"/>
-      <w:pgMar w:top="720" w:right="720" w:bottom="720" w:left="720" w:header="708" w:footer="708" w:gutter="0"/>
+      <w:pgMar w:top="360" w:right="360" w:bottom="360" w:left="360" w:header="708" w:footer="708" w:gutter="0"/>
       <w:pgNumType/>
       <w:docGrid w:linePitch="360"/>
     </w:sectPr>

--- a/Pdf_Cv/cv_emerson_reyes_en.docx
+++ b/Pdf_Cv/cv_emerson_reyes_en.docx
@@ -546,6 +546,115 @@
               <w:t xml:space="preserve">• Analytical thinking</w:t>
             </w:r>
           </w:p>
+          <w:p>
+            <w:pPr>
+              <w:pBdr>
+                <w:bottom w:val="single" w:color="E2E8F0" w:sz="6" w:space="4"/>
+              </w:pBdr>
+              <w:spacing w:after="80" w:before="240"/>
+            </w:pPr>
+            <w:r>
+              <w:rPr>
+                <w:rFonts w:ascii="Arial" w:cs="Arial" w:eastAsia="Arial" w:hAnsi="Arial"/>
+                <w:b/>
+                <w:bCs/>
+                <w:color w:val="94A3B8"/>
+                <w:sz w:val="16"/>
+                <w:szCs w:val="16"/>
+              </w:rPr>
+              <w:t xml:space="preserve">REFERENCES</w:t>
+            </w:r>
+          </w:p>
+          <w:p>
+            <w:pPr>
+              <w:spacing w:after="30"/>
+            </w:pPr>
+            <w:r>
+              <w:rPr>
+                <w:rFonts w:ascii="Arial" w:cs="Arial" w:eastAsia="Arial" w:hAnsi="Arial"/>
+                <w:b/>
+                <w:bCs/>
+                <w:color w:val="0F172A"/>
+                <w:sz w:val="16"/>
+                <w:szCs w:val="16"/>
+              </w:rPr>
+              <w:t xml:space="preserve">Jesús Sánchez</w:t>
+            </w:r>
+          </w:p>
+          <w:p>
+            <w:pPr>
+              <w:spacing w:after="60"/>
+            </w:pPr>
+            <w:r>
+              <w:rPr>
+                <w:rFonts w:ascii="Arial" w:cs="Arial" w:eastAsia="Arial" w:hAnsi="Arial"/>
+                <w:color w:val="4B5563"/>
+                <w:sz w:val="15"/>
+                <w:szCs w:val="15"/>
+              </w:rPr>
+              <w:t xml:space="preserve">310 341 8641</w:t>
+            </w:r>
+          </w:p>
+          <w:p>
+            <w:pPr>
+              <w:spacing w:after="30"/>
+            </w:pPr>
+            <w:r>
+              <w:rPr>
+                <w:rFonts w:ascii="Arial" w:cs="Arial" w:eastAsia="Arial" w:hAnsi="Arial"/>
+                <w:b/>
+                <w:bCs/>
+                <w:color w:val="0F172A"/>
+                <w:sz w:val="16"/>
+                <w:szCs w:val="16"/>
+              </w:rPr>
+              <w:t xml:space="preserve">Johan A. Leguizamo</w:t>
+            </w:r>
+          </w:p>
+          <w:p>
+            <w:pPr>
+              <w:spacing w:after="60"/>
+            </w:pPr>
+            <w:r>
+              <w:rPr>
+                <w:rFonts w:ascii="Arial" w:cs="Arial" w:eastAsia="Arial" w:hAnsi="Arial"/>
+                <w:color w:val="4B5563"/>
+                <w:sz w:val="15"/>
+                <w:szCs w:val="15"/>
+              </w:rPr>
+              <w:t xml:space="preserve">320 452 4778</w:t>
+            </w:r>
+          </w:p>
+          <w:p>
+            <w:pPr>
+              <w:spacing w:after="30"/>
+            </w:pPr>
+            <w:r>
+              <w:rPr>
+                <w:rFonts w:ascii="Arial" w:cs="Arial" w:eastAsia="Arial" w:hAnsi="Arial"/>
+                <w:b/>
+                <w:bCs/>
+                <w:color w:val="0F172A"/>
+                <w:sz w:val="16"/>
+                <w:szCs w:val="16"/>
+              </w:rPr>
+              <w:t xml:space="preserve">Efrain Manotas</w:t>
+            </w:r>
+          </w:p>
+          <w:p>
+            <w:pPr>
+              <w:spacing w:after="60"/>
+            </w:pPr>
+            <w:r>
+              <w:rPr>
+                <w:rFonts w:ascii="Arial" w:cs="Arial" w:eastAsia="Arial" w:hAnsi="Arial"/>
+                <w:color w:val="4B5563"/>
+                <w:sz w:val="15"/>
+                <w:szCs w:val="15"/>
+              </w:rPr>
+              <w:t xml:space="preserve">300 782 7571</w:t>
+            </w:r>
+          </w:p>
         </w:tc>
         <w:tc>
           <w:tcPr>
@@ -998,7 +1107,7 @@
           </w:p>
           <w:p>
             <w:pPr>
-              <w:spacing w:after="80"/>
+              <w:spacing w:after="60"/>
             </w:pPr>
             <w:r>
               <w:rPr>
@@ -1014,8 +1123,8 @@
             <w:r>
               <w:rPr>
                 <w:color w:val="64748B"/>
-                <w:sz w:val="17"/>
-                <w:szCs w:val="17"/>
+                <w:sz w:val="16"/>
+                <w:szCs w:val="16"/>
               </w:rPr>
               <w:t xml:space="preserve"> — </w:t>
             </w:r>
@@ -1023,15 +1132,15 @@
               <w:rPr>
                 <w:rFonts w:ascii="Arial" w:cs="Arial" w:eastAsia="Arial" w:hAnsi="Arial"/>
                 <w:color w:val="4B5563"/>
-                <w:sz w:val="17"/>
-                <w:szCs w:val="17"/>
-              </w:rPr>
-              <w:t xml:space="preserve">Administrative access control system featuring biometric authentication, JWT, analytical dashboards, reporting, and staff administration.</w:t>
-            </w:r>
-          </w:p>
-          <w:p>
-            <w:pPr>
-              <w:spacing w:after="80"/>
+                <w:sz w:val="16"/>
+                <w:szCs w:val="16"/>
+              </w:rPr>
+              <w:t xml:space="preserve">Access control system with biometric authentication, JWT, dashboards, and staff management.</w:t>
+            </w:r>
+          </w:p>
+          <w:p>
+            <w:pPr>
+              <w:spacing w:after="60"/>
             </w:pPr>
             <w:r>
               <w:rPr>
@@ -1042,13 +1151,46 @@
                 <w:sz w:val="17"/>
                 <w:szCs w:val="17"/>
               </w:rPr>
+              <w:t xml:space="preserve">DuoBalance</w:t>
+            </w:r>
+            <w:r>
+              <w:rPr>
+                <w:color w:val="64748B"/>
+                <w:sz w:val="16"/>
+                <w:szCs w:val="16"/>
+              </w:rPr>
+              <w:t xml:space="preserve"> — </w:t>
+            </w:r>
+            <w:r>
+              <w:rPr>
+                <w:rFonts w:ascii="Arial" w:cs="Arial" w:eastAsia="Arial" w:hAnsi="Arial"/>
+                <w:color w:val="4B5563"/>
+                <w:sz w:val="16"/>
+                <w:szCs w:val="16"/>
+              </w:rPr>
+              <w:t xml:space="preserve">Web and mobile shared expense management platform with NestJS, PostgreSQL, and React Native.</w:t>
+            </w:r>
+          </w:p>
+          <w:p>
+            <w:pPr>
+              <w:spacing w:after="60"/>
+            </w:pPr>
+            <w:r>
+              <w:rPr>
+                <w:rFonts w:ascii="Arial" w:cs="Arial" w:eastAsia="Arial" w:hAnsi="Arial"/>
+                <w:b/>
+                <w:bCs/>
+                <w:color w:val="0F172A"/>
+                <w:sz w:val="17"/>
+                <w:szCs w:val="17"/>
+              </w:rPr>
               <w:t xml:space="preserve">AlgoTrainer</w:t>
             </w:r>
             <w:r>
               <w:rPr>
                 <w:color w:val="64748B"/>
-                <w:sz w:val="17"/>
-                <w:szCs w:val="17"/>
+                <w:sz w:val="16"/>
+                <w:szCs w:val="16"/>
               </w:rPr>
               <w:t xml:space="preserve"> — </w:t>
             </w:r>
@@ -1056,15 +1198,15 @@
               <w:rPr>
                 <w:rFonts w:ascii="Arial" w:cs="Arial" w:eastAsia="Arial" w:hAnsi="Arial"/>
                 <w:color w:val="4B5563"/>
-                <w:sz w:val="17"/>
-                <w:szCs w:val="17"/>
-              </w:rPr>
-              <w:t xml:space="preserve">Interactive algorithm training platform for speedcubers focusing on pattern recognition and execution timers.</w:t>
-            </w:r>
-          </w:p>
-          <w:p>
-            <w:pPr>
-              <w:spacing w:after="80"/>
+                <w:sz w:val="16"/>
+                <w:szCs w:val="16"/>
+              </w:rPr>
+              <w:t xml:space="preserve">Speedcuber algorithm training platform focusing on pattern recognition and execution timers.</w:t>
+            </w:r>
+          </w:p>
+          <w:p>
+            <w:pPr>
+              <w:spacing w:after="60"/>
             </w:pPr>
             <w:r>
               <w:rPr>
@@ -1080,8 +1222,8 @@
             <w:r>
               <w:rPr>
                 <w:color w:val="64748B"/>
-                <w:sz w:val="17"/>
-                <w:szCs w:val="17"/>
+                <w:sz w:val="16"/>
+                <w:szCs w:val="16"/>
               </w:rPr>
               <w:t xml:space="preserve"> — </w:t>
             </w:r>
@@ -1089,15 +1231,15 @@
               <w:rPr>
                 <w:rFonts w:ascii="Arial" w:cs="Arial" w:eastAsia="Arial" w:hAnsi="Arial"/>
                 <w:color w:val="4B5563"/>
-                <w:sz w:val="17"/>
-                <w:szCs w:val="17"/>
-              </w:rPr>
-              <w:t xml:space="preserve">Agrotech web platform connecting Colombian farmers directly to wholesale buyers transparently and accessibly.</w:t>
-            </w:r>
-          </w:p>
-          <w:p>
-            <w:pPr>
-              <w:spacing w:after="80"/>
+                <w:sz w:val="16"/>
+                <w:szCs w:val="16"/>
+              </w:rPr>
+              <w:t xml:space="preserve">Agrotech platform directly connecting local farmers with wholesale buyers transparently.</w:t>
+            </w:r>
+          </w:p>
+          <w:p>
+            <w:pPr>
+              <w:spacing w:after="60"/>
             </w:pPr>
             <w:r>
               <w:rPr>
@@ -1113,8 +1255,8 @@
             <w:r>
               <w:rPr>
                 <w:color w:val="64748B"/>
-                <w:sz w:val="17"/>
-                <w:szCs w:val="17"/>
+                <w:sz w:val="16"/>
+                <w:szCs w:val="16"/>
               </w:rPr>
               <w:t xml:space="preserve"> — </w:t>
             </w:r>
@@ -1122,79 +1264,10 @@
               <w:rPr>
                 <w:rFonts w:ascii="Arial" w:cs="Arial" w:eastAsia="Arial" w:hAnsi="Arial"/>
                 <w:color w:val="4B5563"/>
-                <w:sz w:val="17"/>
-                <w:szCs w:val="17"/>
-              </w:rPr>
-              <w:t xml:space="preserve">AI English learning assistant via Telegram with voice recognition, text-to-speech, and context dictionary.</w:t>
-            </w:r>
-          </w:p>
-          <w:p>
-            <w:pPr>
-              <w:pBdr>
-                <w:bottom w:val="single" w:color="E2E8F0" w:sz="6" w:space="4"/>
-              </w:pBdr>
-              <w:spacing w:after="120" w:before="260"/>
-            </w:pPr>
-            <w:r>
-              <w:rPr>
-                <w:rFonts w:ascii="Arial" w:cs="Arial" w:eastAsia="Arial" w:hAnsi="Arial"/>
-                <w:b/>
-                <w:bCs/>
-                <w:color w:val="64748B"/>
-                <w:sz w:val="18"/>
-                <w:szCs w:val="18"/>
-              </w:rPr>
-              <w:t xml:space="preserve">REFERENCES</w:t>
-            </w:r>
-          </w:p>
-          <w:p>
-            <w:pPr>
-              <w:spacing w:after="60"/>
-            </w:pPr>
-            <w:r>
-              <w:rPr>
-                <w:rFonts w:ascii="Arial" w:cs="Arial" w:eastAsia="Arial" w:hAnsi="Arial"/>
-                <w:b/>
-                <w:bCs/>
-                <w:color w:val="0F172A"/>
-                <w:sz w:val="18"/>
-                <w:szCs w:val="18"/>
-              </w:rPr>
-              <w:t xml:space="preserve">Jesús Sánchez</w:t>
-            </w:r>
-            <w:r>
-              <w:rPr>
-                <w:rFonts w:ascii="Arial" w:cs="Arial" w:eastAsia="Arial" w:hAnsi="Arial"/>
-                <w:color w:val="4B5563"/>
-                <w:sz w:val="17"/>
-                <w:szCs w:val="17"/>
-              </w:rPr>
-              <w:t xml:space="preserve">  ·  310 341 8641</w:t>
-            </w:r>
-          </w:p>
-          <w:p>
-            <w:pPr>
-              <w:spacing w:after="60"/>
-            </w:pPr>
-            <w:r>
-              <w:rPr>
-                <w:rFonts w:ascii="Arial" w:cs="Arial" w:eastAsia="Arial" w:hAnsi="Arial"/>
-                <w:b/>
-                <w:bCs/>
-                <w:color w:val="0F172A"/>
-                <w:sz w:val="18"/>
-                <w:szCs w:val="18"/>
-              </w:rPr>
-              <w:t xml:space="preserve">Johan A. Leguizamo</w:t>
-            </w:r>
-            <w:r>
-              <w:rPr>
-                <w:rFonts w:ascii="Arial" w:cs="Arial" w:eastAsia="Arial" w:hAnsi="Arial"/>
-                <w:color w:val="4B5563"/>
-                <w:sz w:val="17"/>
-                <w:szCs w:val="17"/>
-              </w:rPr>
-              <w:t xml:space="preserve">  ·  320 452 4778</w:t>
+                <w:sz w:val="16"/>
+                <w:szCs w:val="16"/>
+              </w:rPr>
+              <w:t xml:space="preserve">AI English learning assistant via Telegram with voice recognition, TTS, and smart dictionary.</w:t>
             </w:r>
           </w:p>
         </w:tc>

--- a/Pdf_Cv/cv_emerson_reyes_en.docx
+++ b/Pdf_Cv/cv_emerson_reyes_en.docx
@@ -236,7 +236,7 @@
                 <w:sz w:val="16"/>
                 <w:szCs w:val="16"/>
               </w:rPr>
-              <w:t xml:space="preserve">B1 Certified</w:t>
+              <w:t xml:space="preserve">A2 Certified</w:t>
             </w:r>
           </w:p>
           <w:p>
@@ -702,7 +702,7 @@
                 <w:sz w:val="18"/>
                 <w:szCs w:val="18"/>
               </w:rPr>
-              <w:t xml:space="preserve">Software Analysis and Development Technologist graduated from SENA, with over 3 years of experience building projects autonomously and practical experience in the SENA Software Factory. B1 Certified English, skilled at technical documentation and international collaboration.</w:t>
+              <w:t xml:space="preserve">Software Analysis and Development Technologist from SENA (2023–2026), with a 6-month professional internship at the SENA Software Factory (April – October 2026) and continuous independent full stack project engineering since 2023. A2 Certified English, skilled at technical documentation and continuous learning.</w:t>
             </w:r>
           </w:p>
           <w:p>
@@ -716,7 +716,7 @@
                 <w:sz w:val="18"/>
                 <w:szCs w:val="18"/>
               </w:rPr>
-              <w:t xml:space="preserve">Passionate about Full Stack development, modern UI interfaces, scalable systems, and workflow automation. Experienced in engineering end-to-end web applications with frontend and backend frameworks, integrating relational databases, REST APIs, JWT authentication, and modern architectures.</w:t>
+              <w:t xml:space="preserve">Passionate about Full Stack development, modern UI interfaces, scalable systems, and workflow automation. Experienced in engineering end-to-end applications with React, React Native, NestJS, Spring Boot, PostgreSQL, Docker, and secure REST APIs with JWT.</w:t>
             </w:r>
           </w:p>
           <w:p>
@@ -751,7 +751,7 @@
                 <w:sz w:val="19"/>
                 <w:szCs w:val="19"/>
               </w:rPr>
-              <w:t xml:space="preserve">Full Stack Developer — Independent Projects</w:t>
+              <w:t xml:space="preserve">Full Stack Developer — SENA Software Factory</w:t>
             </w:r>
             <w:r>
               <w:rPr>
@@ -762,7 +762,7 @@
                 <w:sz w:val="16"/>
                 <w:szCs w:val="16"/>
               </w:rPr>
-              <w:t xml:space="preserve">   (2022 – Present)</w:t>
+              <w:t xml:space="preserve">   (April 2026 – October 2026)</w:t>
             </w:r>
           </w:p>
           <w:p>
@@ -778,7 +778,7 @@
                 <w:sz w:val="16"/>
                 <w:szCs w:val="16"/>
               </w:rPr>
-              <w:t xml:space="preserve">Independent Experience · +3 years</w:t>
+              <w:t xml:space="preserve">National Learning Service · Professional Internship (6 months)</w:t>
             </w:r>
           </w:p>
           <w:p>
@@ -793,7 +793,7 @@
                 <w:sz w:val="17"/>
                 <w:szCs w:val="17"/>
               </w:rPr>
-              <w:t xml:space="preserve">• Full web application development with React, TypeScript, and TailwindCSS on frontend.</w:t>
+              <w:t xml:space="preserve">• Full stack development with React, Spring Boot, and PostgreSQL in real SENA ecosystem projects.</w:t>
             </w:r>
           </w:p>
           <w:p>
@@ -808,7 +808,7 @@
                 <w:sz w:val="17"/>
                 <w:szCs w:val="17"/>
               </w:rPr>
-              <w:t xml:space="preserve">• REST API engineering with Spring Boot, Node.js, and secure JWT authentication.</w:t>
+              <w:t xml:space="preserve">• Implementation of robust REST APIs with JWT authentication and role-based access control.</w:t>
             </w:r>
           </w:p>
           <w:p>
@@ -823,7 +823,7 @@
                 <w:sz w:val="17"/>
                 <w:szCs w:val="17"/>
               </w:rPr>
-              <w:t xml:space="preserve">• Integration with PostgreSQL and MySQL databases; relational schema modeling.</w:t>
+              <w:t xml:space="preserve">• Collaborative teamwork using agile Scrum methodologies and Git/GitHub version control.</w:t>
             </w:r>
           </w:p>
           <w:p>
@@ -838,22 +838,7 @@
                 <w:sz w:val="17"/>
                 <w:szCs w:val="17"/>
               </w:rPr>
-              <w:t xml:space="preserve">• Workflow automation, external API consumption, and LLM/AI model integration.</w:t>
-            </w:r>
-          </w:p>
-          <w:p>
-            <w:pPr>
-              <w:spacing w:after="40"/>
-              <w:ind w:left="240"/>
-            </w:pPr>
-            <w:r>
-              <w:rPr>
-                <w:rFonts w:ascii="Arial" w:cs="Arial" w:eastAsia="Arial" w:hAnsi="Arial"/>
-                <w:color w:val="4B5563"/>
-                <w:sz w:val="17"/>
-                <w:szCs w:val="17"/>
-              </w:rPr>
-              <w:t xml:space="preserve">• Version control with Git/GitHub and deployment using Docker and Linux environments.</w:t>
+              <w:t xml:space="preserve">• Requirement engineering and software architecture modeling.</w:t>
             </w:r>
           </w:p>
           <w:p>
@@ -874,7 +859,7 @@
                 <w:sz w:val="19"/>
                 <w:szCs w:val="19"/>
               </w:rPr>
-              <w:t xml:space="preserve">Developer — SENA Software Factory</w:t>
+              <w:t xml:space="preserve">Independent Developer — Autonomous Projects &amp; Open Source</w:t>
             </w:r>
             <w:r>
               <w:rPr>
@@ -885,7 +870,7 @@
                 <w:sz w:val="16"/>
                 <w:szCs w:val="16"/>
               </w:rPr>
-              <w:t xml:space="preserve">   (SENA)</w:t>
+              <w:t xml:space="preserve">   (2023 – Present)</w:t>
             </w:r>
           </w:p>
           <w:p>
@@ -901,7 +886,7 @@
                 <w:sz w:val="16"/>
                 <w:szCs w:val="16"/>
               </w:rPr>
-              <w:t xml:space="preserve">National Learning Service · Institutional Practice</w:t>
+              <w:t xml:space="preserve">Personal side projects and self-driven engineering</w:t>
             </w:r>
           </w:p>
           <w:p>
@@ -916,7 +901,7 @@
                 <w:sz w:val="17"/>
                 <w:szCs w:val="17"/>
               </w:rPr>
-              <w:t xml:space="preserve">• Participation in enterprise software projects within the SENA Software Factory ecosystem.</w:t>
+              <w:t xml:space="preserve">• Full web and mobile application engineering with React, React Native, TypeScript, and TailwindCSS.</w:t>
             </w:r>
           </w:p>
           <w:p>
@@ -931,7 +916,7 @@
                 <w:sz w:val="17"/>
                 <w:szCs w:val="17"/>
               </w:rPr>
-              <w:t xml:space="preserve">• Application of requirement engineering methodologies and professional technical documentation.</w:t>
+              <w:t xml:space="preserve">• REST API engineering with NestJS, Spring Boot, Node.js, and secure JWT authentication.</w:t>
             </w:r>
           </w:p>
           <w:p>
@@ -946,7 +931,37 @@
                 <w:sz w:val="17"/>
                 <w:szCs w:val="17"/>
               </w:rPr>
-              <w:t xml:space="preserve">• Collaborative teamwork upholding rigorous software engineering standards.</w:t>
+              <w:t xml:space="preserve">• Database modeling and schema design with PostgreSQL, MySQL, and Prisma ORM.</w:t>
+            </w:r>
+          </w:p>
+          <w:p>
+            <w:pPr>
+              <w:spacing w:after="40"/>
+              <w:ind w:left="240"/>
+            </w:pPr>
+            <w:r>
+              <w:rPr>
+                <w:rFonts w:ascii="Arial" w:cs="Arial" w:eastAsia="Arial" w:hAnsi="Arial"/>
+                <w:color w:val="4B5563"/>
+                <w:sz w:val="17"/>
+                <w:szCs w:val="17"/>
+              </w:rPr>
+              <w:t xml:space="preserve">• Workflow automation, external API consumption, and LLM/AI model integration.</w:t>
+            </w:r>
+          </w:p>
+          <w:p>
+            <w:pPr>
+              <w:spacing w:after="40"/>
+              <w:ind w:left="240"/>
+            </w:pPr>
+            <w:r>
+              <w:rPr>
+                <w:rFonts w:ascii="Arial" w:cs="Arial" w:eastAsia="Arial" w:hAnsi="Arial"/>
+                <w:color w:val="4B5563"/>
+                <w:sz w:val="17"/>
+                <w:szCs w:val="17"/>
+              </w:rPr>
+              <w:t xml:space="preserve">• Version control with Git/GitHub and containerized deployments using Docker on Linux.</w:t>
             </w:r>
           </w:p>
           <w:p>
@@ -992,7 +1007,7 @@
                 <w:sz w:val="16"/>
                 <w:szCs w:val="16"/>
               </w:rPr>
-              <w:t xml:space="preserve">   (Graduated)</w:t>
+              <w:t xml:space="preserve">   (2023 – 2026)</w:t>
             </w:r>
           </w:p>
           <w:p>
@@ -1038,7 +1053,7 @@
                 <w:sz w:val="17"/>
                 <w:szCs w:val="17"/>
               </w:rPr>
-              <w:t xml:space="preserve">• Object-oriented programming and scalable software architecture.</w:t>
+              <w:t xml:space="preserve">• Object-oriented programming (Java) and scalable software architecture.</w:t>
             </w:r>
           </w:p>
           <w:p>
@@ -1068,7 +1083,7 @@
                 <w:sz w:val="17"/>
                 <w:szCs w:val="17"/>
               </w:rPr>
-              <w:t xml:space="preserve">• Design, construction, and integration of REST APIs.</w:t>
+              <w:t xml:space="preserve">• Design, construction, and integration of REST APIs with JWT security.</w:t>
             </w:r>
           </w:p>
           <w:p>
@@ -1135,7 +1150,7 @@
                 <w:sz w:val="16"/>
                 <w:szCs w:val="16"/>
               </w:rPr>
-              <w:t xml:space="preserve">Access control system with biometric authentication, JWT, dashboards, and staff management.</w:t>
+              <w:t xml:space="preserve">Biometric access control system with JWT. Stack: Spring Boot, React, PostgreSQL, and Docker.</w:t>
             </w:r>
           </w:p>
           <w:p>
@@ -1168,7 +1183,7 @@
                 <w:sz w:val="16"/>
                 <w:szCs w:val="16"/>
               </w:rPr>
-              <w:t xml:space="preserve">Web and mobile shared expense management platform with NestJS, PostgreSQL, and React Native.</w:t>
+              <w:t xml:space="preserve">Shared expense management platform with net settlement algorithms. Stack: NestJS, React Native, and Prisma.</w:t>
             </w:r>
           </w:p>
           <w:p>
@@ -1184,6 +1199,39 @@
                 <w:sz w:val="17"/>
                 <w:szCs w:val="17"/>
               </w:rPr>
+              <w:t xml:space="preserve">HuertaDirecta</w:t>
+            </w:r>
+            <w:r>
+              <w:rPr>
+                <w:color w:val="64748B"/>
+                <w:sz w:val="16"/>
+                <w:szCs w:val="16"/>
+              </w:rPr>
+              <w:t xml:space="preserve"> — </w:t>
+            </w:r>
+            <w:r>
+              <w:rPr>
+                <w:rFonts w:ascii="Arial" w:cs="Arial" w:eastAsia="Arial" w:hAnsi="Arial"/>
+                <w:color w:val="4B5563"/>
+                <w:sz w:val="16"/>
+                <w:szCs w:val="16"/>
+              </w:rPr>
+              <w:t xml:space="preserve">Direct farm-to-consumer agrotech marketplace with real-time inventory. Stack: React, Node.js, and PostgreSQL.</w:t>
+            </w:r>
+          </w:p>
+          <w:p>
+            <w:pPr>
+              <w:spacing w:after="60"/>
+            </w:pPr>
+            <w:r>
+              <w:rPr>
+                <w:rFonts w:ascii="Arial" w:cs="Arial" w:eastAsia="Arial" w:hAnsi="Arial"/>
+                <w:b/>
+                <w:bCs/>
+                <w:color w:val="0F172A"/>
+                <w:sz w:val="17"/>
+                <w:szCs w:val="17"/>
+              </w:rPr>
               <w:t xml:space="preserve">AlgoTrainer</w:t>
             </w:r>
             <w:r>
@@ -1201,7 +1249,7 @@
                 <w:sz w:val="16"/>
                 <w:szCs w:val="16"/>
               </w:rPr>
-              <w:t xml:space="preserve">Speedcuber algorithm training platform focusing on pattern recognition and execution timers.</w:t>
+              <w:t xml:space="preserve">Speedcuber algorithm training platform with 3D visualization. Stack: React, TypeScript, and TailwindCSS.</w:t>
             </w:r>
           </w:p>
           <w:p>
@@ -1217,7 +1265,7 @@
                 <w:sz w:val="17"/>
                 <w:szCs w:val="17"/>
               </w:rPr>
-              <w:t xml:space="preserve">HuertaDirecta</w:t>
+              <w:t xml:space="preserve">Ainglo</w:t>
             </w:r>
             <w:r>
               <w:rPr>
@@ -1234,40 +1282,7 @@
                 <w:sz w:val="16"/>
                 <w:szCs w:val="16"/>
               </w:rPr>
-              <w:t xml:space="preserve">Agrotech platform directly connecting local farmers with wholesale buyers transparently.</w:t>
-            </w:r>
-          </w:p>
-          <w:p>
-            <w:pPr>
-              <w:spacing w:after="60"/>
-            </w:pPr>
-            <w:r>
-              <w:rPr>
-                <w:rFonts w:ascii="Arial" w:cs="Arial" w:eastAsia="Arial" w:hAnsi="Arial"/>
-                <w:b/>
-                <w:bCs/>
-                <w:color w:val="0F172A"/>
-                <w:sz w:val="17"/>
-                <w:szCs w:val="17"/>
-              </w:rPr>
-              <w:t xml:space="preserve">Ainglo</w:t>
-            </w:r>
-            <w:r>
-              <w:rPr>
-                <w:color w:val="64748B"/>
-                <w:sz w:val="16"/>
-                <w:szCs w:val="16"/>
-              </w:rPr>
-              <w:t xml:space="preserve"> — </w:t>
-            </w:r>
-            <w:r>
-              <w:rPr>
-                <w:rFonts w:ascii="Arial" w:cs="Arial" w:eastAsia="Arial" w:hAnsi="Arial"/>
-                <w:color w:val="4B5563"/>
-                <w:sz w:val="16"/>
-                <w:szCs w:val="16"/>
-              </w:rPr>
-              <w:t xml:space="preserve">AI English learning assistant via Telegram with voice recognition, TTS, and smart dictionary.</w:t>
+              <w:t xml:space="preserve">AI English learning assistant on Telegram with TTS and pronunciation analysis. Stack: Python, Gemini API, and SQLite.</w:t>
             </w:r>
           </w:p>
         </w:tc>
